--- a/docs/03-licencias-medicas/versiones-anteriores/Informe_08-3-2_Camino_Servicios_Web_Tecnico.docx
+++ b/docs/03-licencias-medicas/versiones-anteriores/Informe_08-3-2_Camino_Servicios_Web_Tecnico.docx
@@ -62,7 +62,7 @@
           <w:sz w:val="60"/>
           <w:szCs w:val="60"/>
         </w:rPr>
-        <w:t xml:space="preserve">informe técnico</w:t>
+        <w:t xml:space="preserve">· técnico</w:t>
       </w:r>
     </w:p>
     <w:p>
@@ -1077,7 +1077,7 @@
                 <w:sz w:val="18"/>
                 <w:szCs w:val="18"/>
               </w:rPr>
-              <w:t xml:space="preserve">Informe 08.3.2 — Camino servicios web (canal oficial de FONASA): informe técnico</w:t>
+              <w:t xml:space="preserve">Informe 08.3.2 — Camino servicios web · técnico</w:t>
             </w:r>
           </w:p>
         </w:tc>
